--- a/tillsyn/A 3821-2026 tillsynsbegäran.docx
+++ b/tillsyn/A 3821-2026 tillsynsbegäran.docx
@@ -1010,7 +1010,7 @@
     <w:r>
       <w:tab/>
       <w:tab/>
-      <w:t>2026-09-14</w:t>
+      <w:t>2026-09-15</w:t>
       <w:br/>
       <w:br/>
     </w:r>

--- a/tillsyn/A 3821-2026 tillsynsbegäran.docx
+++ b/tillsyn/A 3821-2026 tillsynsbegäran.docx
@@ -1010,7 +1010,7 @@
     <w:r>
       <w:tab/>
       <w:tab/>
-      <w:t>2026-09-15</w:t>
+      <w:t>2026-09-16</w:t>
       <w:br/>
       <w:br/>
     </w:r>

--- a/tillsyn/A 3821-2026 tillsynsbegäran.docx
+++ b/tillsyn/A 3821-2026 tillsynsbegäran.docx
@@ -1010,7 +1010,7 @@
     <w:r>
       <w:tab/>
       <w:tab/>
-      <w:t>2026-09-16</w:t>
+      <w:t>2026-09-17</w:t>
       <w:br/>
       <w:br/>
     </w:r>

--- a/tillsyn/A 3821-2026 tillsynsbegäran.docx
+++ b/tillsyn/A 3821-2026 tillsynsbegäran.docx
@@ -1010,7 +1010,7 @@
     <w:r>
       <w:tab/>
       <w:tab/>
-      <w:t>2026-09-17</w:t>
+      <w:t>2026-09-18</w:t>
       <w:br/>
       <w:br/>
     </w:r>

--- a/tillsyn/A 3821-2026 tillsynsbegäran.docx
+++ b/tillsyn/A 3821-2026 tillsynsbegäran.docx
@@ -1010,7 +1010,7 @@
     <w:r>
       <w:tab/>
       <w:tab/>
-      <w:t>2026-09-18</w:t>
+      <w:t>2026-09-19</w:t>
       <w:br/>
       <w:br/>
     </w:r>

--- a/tillsyn/A 3821-2026 tillsynsbegäran.docx
+++ b/tillsyn/A 3821-2026 tillsynsbegäran.docx
@@ -1010,7 +1010,7 @@
     <w:r>
       <w:tab/>
       <w:tab/>
-      <w:t>2026-09-19</w:t>
+      <w:t>2026-09-21</w:t>
       <w:br/>
       <w:br/>
     </w:r>

--- a/tillsyn/A 3821-2026 tillsynsbegäran.docx
+++ b/tillsyn/A 3821-2026 tillsynsbegäran.docx
@@ -1010,7 +1010,7 @@
     <w:r>
       <w:tab/>
       <w:tab/>
-      <w:t>2026-09-21</w:t>
+      <w:t>2026-09-23</w:t>
       <w:br/>
       <w:br/>
     </w:r>

--- a/tillsyn/A 3821-2026 tillsynsbegäran.docx
+++ b/tillsyn/A 3821-2026 tillsynsbegäran.docx
@@ -22,7 +22,7 @@
       <w:r>
         <w:drawing>
           <wp:inline xmlns:a="http://schemas.openxmlformats.org/drawingml/2006/main" xmlns:pic="http://schemas.openxmlformats.org/drawingml/2006/picture">
-            <wp:extent cx="5486400" cy="4748788"/>
+            <wp:extent cx="5486400" cy="4745964"/>
             <wp:docPr id="1" name="Picture 1"/>
             <wp:cNvGraphicFramePr>
               <a:graphicFrameLocks noChangeAspect="1"/>
@@ -43,7 +43,7 @@
                   <pic:spPr>
                     <a:xfrm>
                       <a:off x="0" y="0"/>
-                      <a:ext cx="5486400" cy="4748788"/>
+                      <a:ext cx="5486400" cy="4745964"/>
                     </a:xfrm>
                     <a:prstGeom prst="rect"/>
                   </pic:spPr>
@@ -60,12 +60,12 @@
         <w:spacing w:after="240"/>
       </w:pPr>
       <w:r>
-        <w:t>Figur 1. Fyndplatser för naturvårdsarter i och inom 18 meter från avverkningsanmälan. Markörer utan svart kant är placerade på fyndplatsen. Markörer med svart kant är placerade vid sidan av fyndplatsen och har ett svart streck som visar fyndplatsens exakta position. Kartans mittpunktskoordinat är N 7412847, E 688649 i SWEREF 99 TM.</w:t>
+        <w:t>Figur 1. Fyndplatser för naturvårdsarter i och inom 25 meter från avverkningsanmälan. Markörer utan svart kant är placerade på fyndplatsen. Markörer med svart kant är placerade vid sidan av fyndplatsen och har ett svart streck som visar fyndplatsens exakta position. Kartans mittpunktskoordinat är N 7412847, E 688649 i SWEREF 99 TM.</w:t>
       </w:r>
     </w:p>
     <w:p>
       <w:r>
-        <w:t>I och inom 18 meter från avverkningsanmälan finns fynd av 21 naturvårdsarter, varav 17 är rödlistade, 2 är fridlysta, 11 är typiska (T) och 4 är signalarter (S): gräddporing (VU, T), smalfotad taggsvamp (VU), spadskinn (VU), blanksvart spiklav (NT), blå taggsvamp (NT, T), dropptaggsvamp (NT, T), dvärgbägarlav (NT, T), lavskrika (NT, T, §4), mjölsvärting (NT), orange taggsvamp (NT, T), skarp dropptaggsvamp (NT), svartvit taggsvamp (NT), tallriska (NT), talltagel (NT, T), vaxspindling (NT), vedskivlav (NT, T), vitplätt (NT), gullgröppa (S), norrlandslav (S, T), nästlav (S, T) och plattlummer (S, T, §9). Se Figur 1.</w:t>
+        <w:t>I och inom 25 meter från avverkningsanmälan finns fynd av 30 naturvårdsarter, varav 26 är rödlistade, 3 är fridlysta, 13 är typiska (T) och 4 är signalarter (S): goliatmusseron (VU, T), gräddporing (VU, T), smalfotad taggsvamp (VU), spadskinn (VU), tajgataggsvamp (VU), torrmusseron (VU), blanksvart spiklav (NT), blå taggsvamp (NT, T), dropptaggsvamp (NT, T), dvärgbägarlav (NT, T), kolflarnlav (NT, T), lavskrika (NT, T, §4), mjölsvärting (NT), orange taggsvamp (NT, T), Phellodon aquiloniniger (NT), skarp dropptaggsvamp (NT), svartvit taggsvamp (NT), tallriska (NT), talltagel (NT, T), talltaggsvamp (NT), talltita (NT, §4), vaddporing (NT), vaxspindling (NT), vedflamlav (NT), vedskivlav (NT, T), vitplätt (NT), gullgröppa (S), norrlandslav (S, T), nästlav (S, T) och plattlummer (S, T, §9). Se Figur 1.</w:t>
       </w:r>
     </w:p>
     <w:p>
@@ -109,10 +109,10 @@
         <w:rPr>
           <w:b/>
         </w:rPr>
-        <w:t>Gräddporing (VU)</w:t>
-      </w:r>
-      <w:r>
-        <w:t xml:space="preserve"> växer nästan enbart i urskogsartad barrskog på gamla, kraftigt murkna, grova och mossbelupna tallågor i något fuktiga och skuggiga lägen. Arten är placerad högst upp i Skogsstyrelsens värdepyramid för bedömning av skog med höga naturvärden och indikerar gamla och relativt orörda tallnaturskogar med höga naturvärden där det under låg tid kontinuerligt funnits inslag av grova tallågor. För att på sikt hejda artens vikande trend behöver merparten av gräddporingens nu kända växtplatser undantas från skogsbruk. Gräddporing är typisk art för </w:t>
+        <w:t>Goliatmusseron (VU)</w:t>
+      </w:r>
+      <w:r>
+        <w:t xml:space="preserve"> är en mykorrhizasvamp knuten till gammal tall på sandig eller grusig mark, främst ljusöppna torra lavtallhedar där svampen växer bland renlavar och lingon. Mager, sandig och brandpräglad tallskog med lång trädkontinuitet bör undantas från trakthyggesbruk och inte kalavverkas. Goliatmusseron är placerad högst upp i Skogsstyrelsens värdepyramid för bedömning av skog med höga naturvärden och den är globalt rödlistad som sårbar (VU) vilket innebär att Sverige har ett internationellt ansvar för arten. Goliatmusseron är typisk art för </w:t>
       </w:r>
       <w:r>
         <w:rPr>
@@ -121,6 +121,26 @@
         <w:t>9010 Taiga</w:t>
       </w:r>
       <w:r>
+        <w:t xml:space="preserve"> (SLU Artdatabanken, 2024; Nitare &amp; Skogsstyrelsen, 2019; IUCN, 2020).</w:t>
+      </w:r>
+    </w:p>
+    <w:p>
+      <w:r>
+        <w:rPr>
+          <w:b/>
+        </w:rPr>
+        <w:t>Gräddporing (VU)</w:t>
+      </w:r>
+      <w:r>
+        <w:t xml:space="preserve"> växer nästan enbart i urskogsartad barrskog på gamla, kraftigt murkna, grova och mossbelupna tallågor i något fuktiga och skuggiga lägen. Arten är placerad högst upp i Skogsstyrelsens värdepyramid för bedömning av skog med höga naturvärden och indikerar gamla och relativt orörda tallnaturskogar med höga naturvärden där det under låg tid kontinuerligt funnits inslag av grova tallågor. För att på sikt hejda artens vikande trend behöver merparten av gräddporingens nu kända växtplatser undantas från skogsbruk. Gräddporing är typisk art för </w:t>
+      </w:r>
+      <w:r>
+        <w:rPr>
+          <w:i/>
+        </w:rPr>
+        <w:t>9010 Taiga</w:t>
+      </w:r>
+      <w:r>
         <w:t xml:space="preserve"> (SLU Artdatabanken, 2024; Nitare &amp; Skogsstyrelsen, 2019).</w:t>
       </w:r>
     </w:p>
@@ -151,6 +171,37 @@
         <w:rPr>
           <w:b/>
         </w:rPr>
+        <w:t xml:space="preserve">Tajgataggsvamp (VU) </w:t>
+      </w:r>
+      <w:r>
+        <w:t xml:space="preserve">är en sällsynt art som bildar mykorrhiza med tall och växer på marken under gamla tallågor, stubbar och även grenar av tall i brandpräglad torr tallskog på mager sandig mark med lång kontinuitet. Den är placerad högst upp i Skogsstyrelsens värdepyramid för bedömning av skog med höga naturvärden och flertalet växtplatser bör skyddas långsiktigt genom att öka arealen skyddad, brandpräglad, mager tallskog med trädkontinuitet. Troligtvis sammanblandas arten då och då med svartvit taggsvamp </w:t>
+      </w:r>
+      <w:r>
+        <w:rPr>
+          <w:i/>
+        </w:rPr>
+        <w:t>Phellodon connatus</w:t>
+      </w:r>
+      <w:r>
+        <w:t xml:space="preserve"> som vid DNA-undersökningar visat sig ha flera olika former. Tajgataggsvamp är globalt rödlistad som sårbar (VU) vilket innebär att Sverige har ett internationellt ansvar för arten (IUCN, 2025; SLU Artdatabanken, 2024; Nitare &amp; Skogsstyrelsen, 2019).</w:t>
+      </w:r>
+    </w:p>
+    <w:p>
+      <w:r>
+        <w:rPr>
+          <w:b/>
+        </w:rPr>
+        <w:t xml:space="preserve">Torrmusseron (VU) </w:t>
+      </w:r>
+      <w:r>
+        <w:t>bildar mykorrhiza med tall, huvudsakligen på sandig mark på magra äldre tallhedar med tunt fältskikt. Bara påträffad i äldre skog med naturskogskaraktär eller skogar som plock- eller dimensionsavverkats. Bedöms ha svårt att återetableras efter kalavverkning och slutavverkning, markberedning och gödsling bör ej förekomma på kända lokaler (SLU Artdatabanken, 2024).</w:t>
+      </w:r>
+    </w:p>
+    <w:p>
+      <w:r>
+        <w:rPr>
+          <w:b/>
+        </w:rPr>
         <w:t>Blanksvart spiklav (NT)</w:t>
       </w:r>
       <w:r>
@@ -222,10 +273,10 @@
         <w:rPr>
           <w:b/>
         </w:rPr>
-        <w:t>Lavskrika (NT, §4)</w:t>
-      </w:r>
-      <w:r>
-        <w:t xml:space="preserve"> är rödlistad som nära hotad och fridlyst enligt 4§ artskyddsförordningen. Den har minskat med 20 (10–30) % under de senaste 15 åren och minskningstakten bedöms vara nära gränsvärdet för sårbar (VU). Lavskrikan är en mycket stationär fågel, som häckar i äldre, slutna och hänglavsrika barrskogar. Nyckelfaktorer är flerskiktad skog med rik undervegetation samt riklig förekomst av hänglavar. Reviren är livslånga med hemområden som varierar mellan 50 och 150 ha. Inom ett revir av hög kvalitet finns det som regel ett eller flera kärnområden (1–20 ha) med relativt tät flerskiktad granskog. Arten missgynnas när flerskiktad skog omförs till enskiktade bestånd och även röjning och hård gallring är starkt negativt. Lavskrikan har relativt stora hemområden och försvinner när den äldre skogen fragmenteras, särskilt allvarligt är när kärnområdena avverkas. Den försvinner successivt framför allt vid dess utbredningsgränser och populationen har minskat kontinuerligt under 2000-talet. Lavskrika är typisk art för </w:t>
+        <w:t>Kolflarnlav (NT)</w:t>
+      </w:r>
+      <w:r>
+        <w:t xml:space="preserve"> är brandberoende och växer nästan uteslutande på kolad hård kärnved av tall. Etableringen verkar ske först 100–300 år efter brand och nytt substrat nybildas i mycket begränsad omfattning. Avverkning av tallskog av naturskogskaraktär med spår av återkommande bränder är ett hot och mängden lämplig ved att växa på för arten minskar dels på grund av naturlig nedbrytning men framförallt på grund av att det förstörs i samband med slutavverkningar, gallringar och markberedning. Såväl kolflarnlav som mörk kolflarnlav har glänsande bålfjäll och förekommer främst i tall- och blandbarrskogar av naturskogskaraktär med spår av återkommande bränder. Skogar som dessa hyser höga biologiska värden och bör skyddas. Kolflarnlav är typisk art för </w:t>
       </w:r>
       <w:r>
         <w:rPr>
@@ -234,6 +285,26 @@
         <w:t>9010 Taiga</w:t>
       </w:r>
       <w:r>
+        <w:t xml:space="preserve"> (SLU Artdatabanken, 2024).</w:t>
+      </w:r>
+    </w:p>
+    <w:p>
+      <w:r>
+        <w:rPr>
+          <w:b/>
+        </w:rPr>
+        <w:t>Lavskrika (NT, §4)</w:t>
+      </w:r>
+      <w:r>
+        <w:t xml:space="preserve"> är rödlistad som nära hotad och fridlyst enligt 4§ artskyddsförordningen. Den har minskat med 20 (10–30) % under de senaste 15 åren och minskningstakten bedöms vara nära gränsvärdet för sårbar (VU). Lavskrikan är en mycket stationär fågel, som häckar i äldre, slutna och hänglavsrika barrskogar. Nyckelfaktorer är flerskiktad skog med rik undervegetation samt riklig förekomst av hänglavar. Reviren är livslånga med hemområden som varierar mellan 50 och 150 ha. Inom ett revir av hög kvalitet finns det som regel ett eller flera kärnområden (1–20 ha) med relativt tät flerskiktad granskog. Arten missgynnas när flerskiktad skog omförs till enskiktade bestånd och även röjning och hård gallring är starkt negativt. Lavskrikan har relativt stora hemområden och försvinner när den äldre skogen fragmenteras, särskilt allvarligt är när kärnområdena avverkas. Den försvinner successivt framför allt vid dess utbredningsgränser och populationen har minskat kontinuerligt under 2000-talet. Lavskrika är typisk art för </w:t>
+      </w:r>
+      <w:r>
+        <w:rPr>
+          <w:i/>
+        </w:rPr>
+        <w:t>9010 Taiga</w:t>
+      </w:r>
+      <w:r>
         <w:t xml:space="preserve"> (SLU Artdatabanken, 2026; Skogsstyrelsen 2016).</w:t>
       </w:r>
     </w:p>
@@ -272,6 +343,24 @@
       <w:r>
         <w:rPr>
           <w:b/>
+          <w:i/>
+        </w:rPr>
+        <w:t xml:space="preserve">Phellodon aquiloniniger </w:t>
+      </w:r>
+      <w:r>
+        <w:rPr>
+          <w:b/>
+        </w:rPr>
+        <w:t xml:space="preserve">(NT) </w:t>
+      </w:r>
+      <w:r>
+        <w:t>är en taggsvamp som bildar mykorrhiza med tall, eventuellt även med gran, i sandtallskog och annan näringsfattig äldre tallskog och barrblandskog. Den totala populationen i landet bedöms ha minskat och förväntas fortsätta minska på grund av slutavverkning av äldre barrskog och kontinuitetsskog. Arten har begränsad förmåga att återetablera sig efter slutavverkning eller andra storskaliga skogsbruksåtgärder, och det finns inga indikationer på att den långsiktigt kan etablera eller reproducera sig i bestånd som brukas med trakthyggesmetoder, markberedning, gödsling eller förädlat plantmaterial. Uppfyller kriterierna för att bli rödlistad på grund av ny kunskap som visar att en större andel av populationen än tidigare bedömt är knuten till kontinuitetsbarrskog. Minskningstakten för den svenska populationen bedöms vara nära gränsvärdet för sårbar (VU) (SLU Artdatabanken, 2026).</w:t>
+      </w:r>
+    </w:p>
+    <w:p>
+      <w:r>
+        <w:rPr>
+          <w:b/>
         </w:rPr>
         <w:t xml:space="preserve">Skarp dropptaggsvamp (NT) </w:t>
       </w:r>
@@ -326,10 +415,63 @@
         <w:rPr>
           <w:b/>
         </w:rPr>
+        <w:t xml:space="preserve">Talltaggsvamp (NT) </w:t>
+      </w:r>
+      <w:r>
+        <w:t>förekommer främst i tallnaturskogar eller tallskogar av kontinuitetsskogskaraktär där den bildar mykorrhiza med tall. Särskilt frekvent är den i sandtallskogar med inslag av gamla träd, t.ex. på grusåsar, stränder och sandhedar. Arten hotas främst av skogsavverkning och tycks försvinna efter slutavverkning, markberedning och plantering. Talltaggsvamp är globalt rödlistad som nära hotad (NT) vilket innebär att Sverige har ett internationellt ansvar för arten (IUCN, 2025; SLU Artdatabanken, 2024).</w:t>
+      </w:r>
+    </w:p>
+    <w:p>
+      <w:r>
+        <w:rPr>
+          <w:b/>
+        </w:rPr>
+        <w:t>Talltita (NT, §4)</w:t>
+      </w:r>
+      <w:r>
+        <w:t>, rödlistad som nära hotad och prioriterad art i Skogsvårdslagen, har häckningsrevir i anmälan. Arten har minskat kraftigt de senaste 30 åren och minskningstakten innevarande 10-årsperiod beräknas till 20 (10–30) %. Talltitan är synnerligen trogen sitt cirka 15 hektar stora revir och är beroende av flerskiktade olikåldriga skogar för att kunna föda upp sina ungar. Talltitan försvinner om dess livsmiljö kalavverkas (Eggers &amp; Low, 2014; Ekman, 1979; Griesser et al, 2007; Klein, 2020; Siffczyk et al, 2003; SLU Artdatabanken, 2021).</w:t>
+      </w:r>
+    </w:p>
+    <w:p>
+      <w:r>
+        <w:rPr>
+          <w:b/>
+        </w:rPr>
+        <w:t xml:space="preserve">Vaddporing (NT) </w:t>
+      </w:r>
+      <w:r>
+        <w:t>är en brunrötande vednedbrytare som hittas på undersidan av liggande murken tallved i olika former. Substratet utgörs framför allt av den typ av hård, kådimpregnerad och ofta kolad tallved som skapas i brandpräglad skog. Vedtypen nybildas i mycket liten omfattning och det är sannolikt att arten upplever en utdöendeskuld. För att garantera artens fortlevnad bör man både säkra att artens växtplatser hålls intakta samt att långsiktigt säkerställa att ny ved tillkommer, allra helst i omedelbar anslutning till artens växtplatser. Skoglig gallring och annat uttag av virke innebär ett hot mot arten (SLU Artdatabanken, 2024).</w:t>
+      </w:r>
+    </w:p>
+    <w:p>
+      <w:r>
+        <w:rPr>
+          <w:b/>
+        </w:rPr>
         <w:t>Vaxspindling (NT)</w:t>
       </w:r>
       <w:r>
         <w:t xml:space="preserve"> växer främst i äldre skogar på sandig mark där den bildar mykorrhiza med tall, framförallt på sandiga lavtallhedar. Mager, sandig och brandpräglad tallskog med lång trädkontinuitet bör undantas från trakthyggesbruk och inte kalavverkas. De mest värdefulla lokalerna bör få ett långsiktigt skydd med naturvårdsinriktad skötsel. Arten är placerad högst upp i Skogsstyrelsens värdepyramid för bedömning av skog med höga naturvärden och den är globalt rödlistad som nära hotad (NT), vilket medför ett internationellt ansvar för arten (SLU Artdatabanken, 2024; Nitare &amp; Skogsstyrelsen, 2019; IUCN, 2019).</w:t>
+      </w:r>
+    </w:p>
+    <w:p>
+      <w:r>
+        <w:rPr>
+          <w:b/>
+        </w:rPr>
+        <w:t>Vedflamlav (NT)</w:t>
+      </w:r>
+      <w:r>
+        <w:t xml:space="preserve"> växer på gammal hård och torr, exponerad kärnved av tall, främst på högstubbar i ljusöppna lägen, t.ex. vid och på myrar, sjökanter, i glesa hällmarkskogar och i brandpräglade tallnaturskogar. Substratet nyskapas i begränsad omfattning och arten är en utmärkt indikator på höga naturvärden i denna skogstyp. Tall- och barrblandskogar med naturskogskaraktär och spår av bränder har ofta höga biologiska värden och bör skyddas. På vedflamlavens bål kan den sällsynta spiklaven/parasiten </w:t>
+      </w:r>
+      <w:r>
+        <w:rPr>
+          <w:i/>
+        </w:rPr>
+        <w:t>Calicium ramboldiicola</w:t>
+      </w:r>
+      <w:r>
+        <w:t xml:space="preserve"> (VU) påträffas (SLU Artdatabanken, 2026).</w:t>
       </w:r>
     </w:p>
     <w:p>
@@ -478,7 +620,7 @@
     </w:p>
     <w:p>
       <w:r>
-        <w:t>Följande typiska arter har sina livsmiljöer och växtplatser i den avverkningsanmälda skogen: gräddporing (VU, T), blå taggsvamp (NT, T), dropptaggsvamp (NT, T), dvärgbägarlav (NT, T), lavskrika (NT, T, §4), orange taggsvamp (NT, T), talltagel (NT, T), vedskivlav (NT, T), norrlandslav (S, T), nästlav (S, T) och plattlummer (S, T, §9).</w:t>
+        <w:t>Följande typiska arter har sina livsmiljöer och växtplatser i den avverkningsanmälda skogen: goliatmusseron (VU, T), gräddporing (VU, T), blå taggsvamp (NT, T), dropptaggsvamp (NT, T), dvärgbägarlav (NT, T), kolflarnlav (NT, T), lavskrika (NT, T, §4), orange taggsvamp (NT, T), talltagel (NT, T), vedskivlav (NT, T), norrlandslav (S, T), nästlav (S, T) och plattlummer (S, T, §9).</w:t>
       </w:r>
     </w:p>
     <w:p>
@@ -623,6 +765,126 @@
     <w:p>
       <w:r>
         <w:t xml:space="preserve">SLU Artdatabanken, 2026. </w:t>
+      </w:r>
+      <w:r>
+        <w:rPr>
+          <w:i/>
+        </w:rPr>
+        <w:t xml:space="preserve">Artfaktablad. Naturvård – artfakta. </w:t>
+      </w:r>
+      <w:r>
+        <w:t>SLU Artdatabanken, Uppsala</w:t>
+      </w:r>
+    </w:p>
+    <w:p>
+      <w:pPr>
+        <w:pStyle w:val="Heading1"/>
+      </w:pPr>
+      <w:r>
+        <w:t>Talltita – ekologi samt krav på livsmiljön</w:t>
+      </w:r>
+    </w:p>
+    <w:p>
+      <w:r>
+        <w:t>Talltita är rödlistad som NT, fridlyst och prioriterad art i Skogsvårdslagen. Den omfattas av EU:s fågeldirektiv. Arten har minskat kraftigt de senaste 30 åren och minskningstakten innevarande 10-årsperiod beräknas till 20 (10–30) % (SLU Artdatabanken, 2022).</w:t>
+      </w:r>
+    </w:p>
+    <w:p>
+      <w:r>
+        <w:t>Talltita föredrar större sammanhängande barrskogar, och finns såväl i tallskog som granskog och i lövblandad barrskog. Skogens struktur är viktig och ska helst vara flerskiktad med riklig underväxt av mindre granar, björk och andra lövträd och buskar. Tillgång på murknande högstubbar är särskilt viktig, eftersom talltitan helst själv hackar ut sitt bohål (SLU Artdatabanken, 2022).</w:t>
+      </w:r>
+    </w:p>
+    <w:p>
+      <w:r>
+        <w:t>Det finns flera studier som visar att talltita är känslig för gallring och inte överlever när dess livsmiljö kalavverkas (Eggers and Low, 2014; Griesser et al., 2007; Klein, 2020). Talltitans revir är förhållandevis stora, 10–20 hektar och arten missgynnas när skogen fragmenteras. Kalavverkning av större delar av reviret innebär att det överges (Artdatabanken, 2021).</w:t>
+      </w:r>
+    </w:p>
+    <w:p>
+      <w:r>
+        <w:t>Talltitan är synnerligen trogen sitt revir så länge paret lever och biotopen förblir intakt. Paret stannar i sitt revir året om. En förlust av ett revir har därför en stor inverkan på den lokala populationen och trakthyggesbruket anses vara orsak till den svenska populationens kraftiga minskning. Talltiteparets revirtrohet innebär att närhelst under året man observerar en adult talltita så ingår denna plats i reviret (Siffczyk et al., 2003; Ekman, 1979).</w:t>
+      </w:r>
+    </w:p>
+    <w:p>
+      <w:pPr>
+        <w:pStyle w:val="Heading2"/>
+      </w:pPr>
+      <w:r>
+        <w:t>Referenser – talltita</w:t>
+      </w:r>
+    </w:p>
+    <w:p>
+      <w:r>
+        <w:t xml:space="preserve">Eggers, S., Low, M., 2014. </w:t>
+      </w:r>
+      <w:r>
+        <w:rPr>
+          <w:i/>
+        </w:rPr>
+        <w:t xml:space="preserve">Differential demographic responses of sympatric Parids to vegetation management in boreal forest. </w:t>
+      </w:r>
+      <w:r>
+        <w:t>For. Ecol. Manage. 319, 169–175.</w:t>
+      </w:r>
+    </w:p>
+    <w:p>
+      <w:r>
+        <w:t xml:space="preserve">Ekman, J., 1979. </w:t>
+      </w:r>
+      <w:r>
+        <w:rPr>
+          <w:i/>
+        </w:rPr>
+        <w:t xml:space="preserve">Coherence, composition and territories of winter social groups of the Willow Tit Parus montanus and the Crested Tit P. cristatus. </w:t>
+      </w:r>
+      <w:r>
+        <w:t>Ornis Scandinavica, 10, pp 56–68</w:t>
+      </w:r>
+    </w:p>
+    <w:p>
+      <w:r>
+        <w:t xml:space="preserve">Griesser, M., Nystrand, M., Eggers, S., Ekman, J., 2007. </w:t>
+      </w:r>
+      <w:r>
+        <w:rPr>
+          <w:i/>
+        </w:rPr>
+        <w:t xml:space="preserve">Impact of forestry practices on fitness correlates and population productivity in an open-nesting bird species. </w:t>
+      </w:r>
+      <w:r>
+        <w:t>Conserv. Biol. 21, 767–774. https://doi.org/10.1111/j.1523- 1739.2007.00675.x</w:t>
+      </w:r>
+    </w:p>
+    <w:p>
+      <w:r>
+        <w:t xml:space="preserve">Klein, J., 2020. </w:t>
+      </w:r>
+      <w:r>
+        <w:rPr>
+          <w:i/>
+        </w:rPr>
+        <w:t xml:space="preserve">The forgotten forest – On thinning, retention, and biodiversity in the boreal forest. </w:t>
+      </w:r>
+      <w:r>
+        <w:t>Doctoral Thesis No. 2020:50</w:t>
+      </w:r>
+    </w:p>
+    <w:p>
+      <w:r>
+        <w:t xml:space="preserve">Siffczyk, C., Brotons, L., Kangas, K., Orell, M., 2003. </w:t>
+      </w:r>
+      <w:r>
+        <w:rPr>
+          <w:i/>
+        </w:rPr>
+        <w:t xml:space="preserve">Home range size of willow tits. </w:t>
+      </w:r>
+      <w:r>
+        <w:t>Oecologica, 136, 635–642 (2003)</w:t>
+      </w:r>
+    </w:p>
+    <w:p>
+      <w:r>
+        <w:t xml:space="preserve">SLU Artdatabanken, 2021. </w:t>
       </w:r>
       <w:r>
         <w:rPr>
@@ -1010,7 +1272,7 @@
     <w:r>
       <w:tab/>
       <w:tab/>
-      <w:t>2026-09-23</w:t>
+      <w:t>2026-09-24</w:t>
       <w:br/>
       <w:br/>
     </w:r>

--- a/tillsyn/A 3821-2026 tillsynsbegäran.docx
+++ b/tillsyn/A 3821-2026 tillsynsbegäran.docx
@@ -1272,7 +1272,7 @@
     <w:r>
       <w:tab/>
       <w:tab/>
-      <w:t>2026-09-24</w:t>
+      <w:t>2026-09-25</w:t>
       <w:br/>
       <w:br/>
     </w:r>

--- a/tillsyn/A 3821-2026 tillsynsbegäran.docx
+++ b/tillsyn/A 3821-2026 tillsynsbegäran.docx
@@ -1272,7 +1272,7 @@
     <w:r>
       <w:tab/>
       <w:tab/>
-      <w:t>2026-09-25</w:t>
+      <w:t>2026-09-26</w:t>
       <w:br/>
       <w:br/>
     </w:r>

--- a/tillsyn/A 3821-2026 tillsynsbegäran.docx
+++ b/tillsyn/A 3821-2026 tillsynsbegäran.docx
@@ -1272,7 +1272,7 @@
     <w:r>
       <w:tab/>
       <w:tab/>
-      <w:t>2026-09-26</w:t>
+      <w:t>2026-09-27</w:t>
       <w:br/>
       <w:br/>
     </w:r>

--- a/tillsyn/A 3821-2026 tillsynsbegäran.docx
+++ b/tillsyn/A 3821-2026 tillsynsbegäran.docx
@@ -1272,7 +1272,7 @@
     <w:r>
       <w:tab/>
       <w:tab/>
-      <w:t>2026-09-27</w:t>
+      <w:t>2026-09-28</w:t>
       <w:br/>
       <w:br/>
     </w:r>

--- a/tillsyn/A 3821-2026 tillsynsbegäran.docx
+++ b/tillsyn/A 3821-2026 tillsynsbegäran.docx
@@ -1272,7 +1272,7 @@
     <w:r>
       <w:tab/>
       <w:tab/>
-      <w:t>2026-09-28</w:t>
+      <w:t>2026-09-29</w:t>
       <w:br/>
       <w:br/>
     </w:r>

--- a/tillsyn/A 3821-2026 tillsynsbegäran.docx
+++ b/tillsyn/A 3821-2026 tillsynsbegäran.docx
@@ -1272,7 +1272,7 @@
     <w:r>
       <w:tab/>
       <w:tab/>
-      <w:t>2026-09-29</w:t>
+      <w:t>2026-09-30</w:t>
       <w:br/>
       <w:br/>
     </w:r>

--- a/tillsyn/A 3821-2026 tillsynsbegäran.docx
+++ b/tillsyn/A 3821-2026 tillsynsbegäran.docx
@@ -1272,7 +1272,7 @@
     <w:r>
       <w:tab/>
       <w:tab/>
-      <w:t>2026-09-30</w:t>
+      <w:t>2026-10-01</w:t>
       <w:br/>
       <w:br/>
     </w:r>

--- a/tillsyn/A 3821-2026 tillsynsbegäran.docx
+++ b/tillsyn/A 3821-2026 tillsynsbegäran.docx
@@ -1272,7 +1272,7 @@
     <w:r>
       <w:tab/>
       <w:tab/>
-      <w:t>2026-10-01</w:t>
+      <w:t>2026-10-02</w:t>
       <w:br/>
       <w:br/>
     </w:r>

--- a/tillsyn/A 3821-2026 tillsynsbegäran.docx
+++ b/tillsyn/A 3821-2026 tillsynsbegäran.docx
@@ -1272,7 +1272,7 @@
     <w:r>
       <w:tab/>
       <w:tab/>
-      <w:t>2026-10-02</w:t>
+      <w:t>2026-10-03</w:t>
       <w:br/>
       <w:br/>
     </w:r>

--- a/tillsyn/A 3821-2026 tillsynsbegäran.docx
+++ b/tillsyn/A 3821-2026 tillsynsbegäran.docx
@@ -1272,7 +1272,7 @@
     <w:r>
       <w:tab/>
       <w:tab/>
-      <w:t>2026-10-03</w:t>
+      <w:t>2026-10-04</w:t>
       <w:br/>
       <w:br/>
     </w:r>

--- a/tillsyn/A 3821-2026 tillsynsbegäran.docx
+++ b/tillsyn/A 3821-2026 tillsynsbegäran.docx
@@ -1272,7 +1272,7 @@
     <w:r>
       <w:tab/>
       <w:tab/>
-      <w:t>2026-10-04</w:t>
+      <w:t>2026-10-05</w:t>
       <w:br/>
       <w:br/>
     </w:r>

--- a/tillsyn/A 3821-2026 tillsynsbegäran.docx
+++ b/tillsyn/A 3821-2026 tillsynsbegäran.docx
@@ -1272,7 +1272,7 @@
     <w:r>
       <w:tab/>
       <w:tab/>
-      <w:t>2026-10-05</w:t>
+      <w:t>2026-10-06</w:t>
       <w:br/>
       <w:br/>
     </w:r>

--- a/tillsyn/A 3821-2026 tillsynsbegäran.docx
+++ b/tillsyn/A 3821-2026 tillsynsbegäran.docx
@@ -1272,7 +1272,7 @@
     <w:r>
       <w:tab/>
       <w:tab/>
-      <w:t>2026-10-06</w:t>
+      <w:t>2026-10-07</w:t>
       <w:br/>
       <w:br/>
     </w:r>

--- a/tillsyn/A 3821-2026 tillsynsbegäran.docx
+++ b/tillsyn/A 3821-2026 tillsynsbegäran.docx
@@ -1272,7 +1272,7 @@
     <w:r>
       <w:tab/>
       <w:tab/>
-      <w:t>2026-10-07</w:t>
+      <w:t>2026-10-08</w:t>
       <w:br/>
       <w:br/>
     </w:r>

--- a/tillsyn/A 3821-2026 tillsynsbegäran.docx
+++ b/tillsyn/A 3821-2026 tillsynsbegäran.docx
@@ -1272,7 +1272,7 @@
     <w:r>
       <w:tab/>
       <w:tab/>
-      <w:t>2026-10-08</w:t>
+      <w:t>2026-10-09</w:t>
       <w:br/>
       <w:br/>
     </w:r>

--- a/tillsyn/A 3821-2026 tillsynsbegäran.docx
+++ b/tillsyn/A 3821-2026 tillsynsbegäran.docx
@@ -1272,7 +1272,7 @@
     <w:r>
       <w:tab/>
       <w:tab/>
-      <w:t>2026-10-09</w:t>
+      <w:t>2026-10-10</w:t>
       <w:br/>
       <w:br/>
     </w:r>

--- a/tillsyn/A 3821-2026 tillsynsbegäran.docx
+++ b/tillsyn/A 3821-2026 tillsynsbegäran.docx
@@ -1272,7 +1272,7 @@
     <w:r>
       <w:tab/>
       <w:tab/>
-      <w:t>2026-10-10</w:t>
+      <w:t>2026-10-11</w:t>
       <w:br/>
       <w:br/>
     </w:r>

--- a/tillsyn/A 3821-2026 tillsynsbegäran.docx
+++ b/tillsyn/A 3821-2026 tillsynsbegäran.docx
@@ -1272,7 +1272,7 @@
     <w:r>
       <w:tab/>
       <w:tab/>
-      <w:t>2026-10-11</w:t>
+      <w:t>2026-10-12</w:t>
       <w:br/>
       <w:br/>
     </w:r>

--- a/tillsyn/A 3821-2026 tillsynsbegäran.docx
+++ b/tillsyn/A 3821-2026 tillsynsbegäran.docx
@@ -1272,7 +1272,7 @@
     <w:r>
       <w:tab/>
       <w:tab/>
-      <w:t>2026-10-12</w:t>
+      <w:t>2026-10-13</w:t>
       <w:br/>
       <w:br/>
     </w:r>

--- a/tillsyn/A 3821-2026 tillsynsbegäran.docx
+++ b/tillsyn/A 3821-2026 tillsynsbegäran.docx
@@ -1272,7 +1272,7 @@
     <w:r>
       <w:tab/>
       <w:tab/>
-      <w:t>2026-10-13</w:t>
+      <w:t>2026-10-14</w:t>
       <w:br/>
       <w:br/>
     </w:r>

--- a/tillsyn/A 3821-2026 tillsynsbegäran.docx
+++ b/tillsyn/A 3821-2026 tillsynsbegäran.docx
@@ -1272,7 +1272,7 @@
     <w:r>
       <w:tab/>
       <w:tab/>
-      <w:t>2026-10-14</w:t>
+      <w:t>2026-10-15</w:t>
       <w:br/>
       <w:br/>
     </w:r>

--- a/tillsyn/A 3821-2026 tillsynsbegäran.docx
+++ b/tillsyn/A 3821-2026 tillsynsbegäran.docx
@@ -1272,7 +1272,7 @@
     <w:r>
       <w:tab/>
       <w:tab/>
-      <w:t>2026-10-15</w:t>
+      <w:t>2026-10-16</w:t>
       <w:br/>
       <w:br/>
     </w:r>

--- a/tillsyn/A 3821-2026 tillsynsbegäran.docx
+++ b/tillsyn/A 3821-2026 tillsynsbegäran.docx
@@ -1272,7 +1272,7 @@
     <w:r>
       <w:tab/>
       <w:tab/>
-      <w:t>2026-10-16</w:t>
+      <w:t>2026-10-17</w:t>
       <w:br/>
       <w:br/>
     </w:r>

--- a/tillsyn/A 3821-2026 tillsynsbegäran.docx
+++ b/tillsyn/A 3821-2026 tillsynsbegäran.docx
@@ -1272,7 +1272,7 @@
     <w:r>
       <w:tab/>
       <w:tab/>
-      <w:t>2026-10-17</w:t>
+      <w:t>2026-10-18</w:t>
       <w:br/>
       <w:br/>
     </w:r>

--- a/tillsyn/A 3821-2026 tillsynsbegäran.docx
+++ b/tillsyn/A 3821-2026 tillsynsbegäran.docx
@@ -1272,7 +1272,7 @@
     <w:r>
       <w:tab/>
       <w:tab/>
-      <w:t>2026-10-18</w:t>
+      <w:t>2026-10-19</w:t>
       <w:br/>
       <w:br/>
     </w:r>

--- a/tillsyn/A 3821-2026 tillsynsbegäran.docx
+++ b/tillsyn/A 3821-2026 tillsynsbegäran.docx
@@ -1272,7 +1272,7 @@
     <w:r>
       <w:tab/>
       <w:tab/>
-      <w:t>2026-10-19</w:t>
+      <w:t>2026-10-20</w:t>
       <w:br/>
       <w:br/>
     </w:r>

--- a/tillsyn/A 3821-2026 tillsynsbegäran.docx
+++ b/tillsyn/A 3821-2026 tillsynsbegäran.docx
@@ -1272,7 +1272,7 @@
     <w:r>
       <w:tab/>
       <w:tab/>
-      <w:t>2026-10-20</w:t>
+      <w:t>2026-10-21</w:t>
       <w:br/>
       <w:br/>
     </w:r>

--- a/tillsyn/A 3821-2026 tillsynsbegäran.docx
+++ b/tillsyn/A 3821-2026 tillsynsbegäran.docx
@@ -1272,7 +1272,7 @@
     <w:r>
       <w:tab/>
       <w:tab/>
-      <w:t>2026-10-21</w:t>
+      <w:t>2026-10-22</w:t>
       <w:br/>
       <w:br/>
     </w:r>

--- a/tillsyn/A 3821-2026 tillsynsbegäran.docx
+++ b/tillsyn/A 3821-2026 tillsynsbegäran.docx
@@ -1272,7 +1272,7 @@
     <w:r>
       <w:tab/>
       <w:tab/>
-      <w:t>2026-10-22</w:t>
+      <w:t>2026-10-23</w:t>
       <w:br/>
       <w:br/>
     </w:r>

--- a/tillsyn/A 3821-2026 tillsynsbegäran.docx
+++ b/tillsyn/A 3821-2026 tillsynsbegäran.docx
@@ -1272,7 +1272,7 @@
     <w:r>
       <w:tab/>
       <w:tab/>
-      <w:t>2026-10-23</w:t>
+      <w:t>2026-10-24</w:t>
       <w:br/>
       <w:br/>
     </w:r>
